--- a/LAB 4A GITHUB.docx
+++ b/LAB 4A GITHUB.docx
@@ -4,6 +4,485 @@
   <w:body>
     <w:p>
       <w:pPr>
+        <w:spacing w:line="360" w:lineRule="auto"/>
+        <w:jc w:val="center"/>
+        <w:rPr>
+          <w:rFonts w:ascii="Times New Roman" w:hAnsi="Times New Roman" w:cs="Times New Roman"/>
+          <w:sz w:val="32"/>
+          <w:szCs w:val="32"/>
+        </w:rPr>
+      </w:pPr>
+      <w:bookmarkStart w:id="0" w:name="OLE_LINK3"/>
+      <w:r>
+        <w:rPr>
+          <w:rFonts w:ascii="Times New Roman" w:eastAsia="Calibri" w:hAnsi="Times New Roman" w:cs="Times New Roman"/>
+          <w:noProof/>
+          <w:sz w:val="32"/>
+          <w:szCs w:val="32"/>
+        </w:rPr>
+        <w:drawing>
+          <wp:inline distT="0" distB="0" distL="0" distR="0" wp14:anchorId="441E043C" wp14:editId="73EFC0DC">
+            <wp:extent cx="3383280" cy="756458"/>
+            <wp:effectExtent l="0" t="0" r="7620" b="5715"/>
+            <wp:docPr id="1833346392" name="image1.png" descr="logo-uthm-2013_SBS"/>
+            <wp:cNvGraphicFramePr/>
+            <a:graphic xmlns:a="http://schemas.openxmlformats.org/drawingml/2006/main">
+              <a:graphicData uri="http://schemas.openxmlformats.org/drawingml/2006/picture">
+                <pic:pic xmlns:pic="http://schemas.openxmlformats.org/drawingml/2006/picture">
+                  <pic:nvPicPr>
+                    <pic:cNvPr id="0" name="image1.png" descr="logo-uthm-2013_SBS"/>
+                    <pic:cNvPicPr preferRelativeResize="0"/>
+                  </pic:nvPicPr>
+                  <pic:blipFill>
+                    <a:blip r:embed="rId7"/>
+                    <a:srcRect/>
+                    <a:stretch>
+                      <a:fillRect/>
+                    </a:stretch>
+                  </pic:blipFill>
+                  <pic:spPr>
+                    <a:xfrm>
+                      <a:off x="0" y="0"/>
+                      <a:ext cx="3403523" cy="760984"/>
+                    </a:xfrm>
+                    <a:prstGeom prst="rect">
+                      <a:avLst/>
+                    </a:prstGeom>
+                    <a:ln/>
+                  </pic:spPr>
+                </pic:pic>
+              </a:graphicData>
+            </a:graphic>
+          </wp:inline>
+        </w:drawing>
+      </w:r>
+    </w:p>
+    <w:p>
+      <w:pPr>
+        <w:spacing w:line="360" w:lineRule="auto"/>
+        <w:jc w:val="center"/>
+        <w:textDirection w:val="btLr"/>
+        <w:rPr>
+          <w:rFonts w:ascii="Times New Roman" w:hAnsi="Times New Roman" w:cs="Times New Roman"/>
+          <w:sz w:val="32"/>
+          <w:szCs w:val="32"/>
+        </w:rPr>
+      </w:pPr>
+      <w:r>
+        <w:rPr>
+          <w:rFonts w:ascii="Times New Roman" w:eastAsia="Calibri" w:hAnsi="Times New Roman" w:cs="Times New Roman"/>
+          <w:b/>
+          <w:sz w:val="32"/>
+          <w:szCs w:val="32"/>
+        </w:rPr>
+        <w:t>FACULTY COMPUTER SCIENCE AND INFORMATION TECHNOLOGY</w:t>
+      </w:r>
+    </w:p>
+    <w:p>
+      <w:pPr>
+        <w:rPr>
+          <w:rFonts w:ascii="Times New Roman" w:hAnsi="Times New Roman" w:cs="Times New Roman"/>
+        </w:rPr>
+      </w:pPr>
+    </w:p>
+    <w:p>
+      <w:pPr>
+        <w:jc w:val="center"/>
+        <w:rPr>
+          <w:rFonts w:ascii="Times New Roman" w:hAnsi="Times New Roman" w:cs="Times New Roman"/>
+          <w:sz w:val="28"/>
+          <w:szCs w:val="28"/>
+        </w:rPr>
+      </w:pPr>
+    </w:p>
+    <w:p>
+      <w:pPr>
+        <w:jc w:val="center"/>
+        <w:rPr>
+          <w:rFonts w:ascii="Times New Roman" w:hAnsi="Times New Roman" w:cs="Times New Roman"/>
+          <w:sz w:val="28"/>
+          <w:szCs w:val="28"/>
+        </w:rPr>
+      </w:pPr>
+      <w:r>
+        <w:rPr>
+          <w:rFonts w:ascii="Times New Roman" w:hAnsi="Times New Roman" w:cs="Times New Roman"/>
+          <w:sz w:val="28"/>
+          <w:szCs w:val="28"/>
+        </w:rPr>
+        <w:t>BIT 2</w:t>
+      </w:r>
+      <w:r>
+        <w:rPr>
+          <w:rFonts w:ascii="Times New Roman" w:hAnsi="Times New Roman" w:cs="Times New Roman"/>
+          <w:sz w:val="28"/>
+          <w:szCs w:val="28"/>
+        </w:rPr>
+        <w:t>1503</w:t>
+      </w:r>
+      <w:r>
+        <w:rPr>
+          <w:rFonts w:ascii="Times New Roman" w:hAnsi="Times New Roman" w:cs="Times New Roman"/>
+          <w:sz w:val="28"/>
+          <w:szCs w:val="28"/>
+        </w:rPr>
+        <w:t xml:space="preserve"> </w:t>
+      </w:r>
+    </w:p>
+    <w:p>
+      <w:pPr>
+        <w:jc w:val="center"/>
+        <w:rPr>
+          <w:rFonts w:ascii="Times New Roman" w:hAnsi="Times New Roman" w:cs="Times New Roman"/>
+          <w:sz w:val="28"/>
+          <w:szCs w:val="28"/>
+        </w:rPr>
+      </w:pPr>
+      <w:r>
+        <w:rPr>
+          <w:rFonts w:ascii="Times New Roman" w:hAnsi="Times New Roman" w:cs="Times New Roman"/>
+          <w:sz w:val="28"/>
+          <w:szCs w:val="28"/>
+        </w:rPr>
+        <w:t>WEB DEVELOPMENT</w:t>
+      </w:r>
+    </w:p>
+    <w:p>
+      <w:pPr>
+        <w:jc w:val="center"/>
+        <w:rPr>
+          <w:rFonts w:ascii="Times New Roman" w:hAnsi="Times New Roman" w:cs="Times New Roman"/>
+          <w:sz w:val="28"/>
+          <w:szCs w:val="28"/>
+        </w:rPr>
+      </w:pPr>
+    </w:p>
+    <w:p>
+      <w:pPr>
+        <w:jc w:val="center"/>
+        <w:rPr>
+          <w:rFonts w:ascii="Times New Roman" w:hAnsi="Times New Roman" w:cs="Times New Roman"/>
+          <w:sz w:val="28"/>
+          <w:szCs w:val="28"/>
+        </w:rPr>
+      </w:pPr>
+      <w:r>
+        <w:rPr>
+          <w:rFonts w:ascii="Times New Roman" w:hAnsi="Times New Roman" w:cs="Times New Roman"/>
+          <w:sz w:val="28"/>
+          <w:szCs w:val="28"/>
+        </w:rPr>
+        <w:t xml:space="preserve">SEMESTER </w:t>
+      </w:r>
+      <w:r>
+        <w:rPr>
+          <w:rFonts w:ascii="Times New Roman" w:hAnsi="Times New Roman" w:cs="Times New Roman"/>
+          <w:sz w:val="28"/>
+          <w:szCs w:val="28"/>
+        </w:rPr>
+        <w:t>2</w:t>
+      </w:r>
+    </w:p>
+    <w:p>
+      <w:pPr>
+        <w:jc w:val="center"/>
+        <w:rPr>
+          <w:rFonts w:ascii="Times New Roman" w:hAnsi="Times New Roman" w:cs="Times New Roman"/>
+          <w:sz w:val="28"/>
+          <w:szCs w:val="28"/>
+        </w:rPr>
+      </w:pPr>
+      <w:r>
+        <w:rPr>
+          <w:rFonts w:ascii="Times New Roman" w:hAnsi="Times New Roman" w:cs="Times New Roman"/>
+          <w:sz w:val="28"/>
+          <w:szCs w:val="28"/>
+        </w:rPr>
+        <w:t>2025/2026</w:t>
+      </w:r>
+    </w:p>
+    <w:p>
+      <w:pPr>
+        <w:jc w:val="center"/>
+        <w:rPr>
+          <w:rFonts w:ascii="Times New Roman" w:hAnsi="Times New Roman" w:cs="Times New Roman"/>
+          <w:sz w:val="28"/>
+          <w:szCs w:val="28"/>
+        </w:rPr>
+      </w:pPr>
+    </w:p>
+    <w:p>
+      <w:pPr>
+        <w:jc w:val="center"/>
+        <w:rPr>
+          <w:rFonts w:ascii="Times New Roman" w:hAnsi="Times New Roman" w:cs="Times New Roman"/>
+          <w:sz w:val="28"/>
+          <w:szCs w:val="28"/>
+        </w:rPr>
+      </w:pPr>
+    </w:p>
+    <w:p>
+      <w:pPr>
+        <w:jc w:val="center"/>
+        <w:rPr>
+          <w:rFonts w:ascii="Times New Roman" w:hAnsi="Times New Roman" w:cs="Times New Roman"/>
+          <w:sz w:val="28"/>
+          <w:szCs w:val="28"/>
+        </w:rPr>
+      </w:pPr>
+      <w:r>
+        <w:rPr>
+          <w:rFonts w:ascii="Times New Roman" w:hAnsi="Times New Roman" w:cs="Times New Roman"/>
+          <w:sz w:val="28"/>
+          <w:szCs w:val="28"/>
+        </w:rPr>
+        <w:t>INDIVIDUAL ASSIGNMENT</w:t>
+      </w:r>
+    </w:p>
+    <w:p>
+      <w:pPr>
+        <w:jc w:val="center"/>
+        <w:rPr>
+          <w:rFonts w:ascii="Times New Roman" w:hAnsi="Times New Roman" w:cs="Times New Roman"/>
+          <w:b/>
+          <w:bCs/>
+          <w:sz w:val="28"/>
+          <w:szCs w:val="28"/>
+        </w:rPr>
+      </w:pPr>
+      <w:r>
+        <w:rPr>
+          <w:rFonts w:ascii="Times New Roman" w:hAnsi="Times New Roman" w:cs="Times New Roman"/>
+          <w:b/>
+          <w:bCs/>
+          <w:sz w:val="28"/>
+          <w:szCs w:val="28"/>
+        </w:rPr>
+        <w:t xml:space="preserve">LAB </w:t>
+      </w:r>
+      <w:r>
+        <w:rPr>
+          <w:rFonts w:ascii="Times New Roman" w:hAnsi="Times New Roman" w:cs="Times New Roman"/>
+          <w:b/>
+          <w:bCs/>
+          <w:sz w:val="28"/>
+          <w:szCs w:val="28"/>
+        </w:rPr>
+        <w:t>4A</w:t>
+      </w:r>
+      <w:r>
+        <w:rPr>
+          <w:rFonts w:ascii="Times New Roman" w:hAnsi="Times New Roman" w:cs="Times New Roman"/>
+          <w:b/>
+          <w:bCs/>
+          <w:sz w:val="28"/>
+          <w:szCs w:val="28"/>
+        </w:rPr>
+        <w:t>:</w:t>
+      </w:r>
+      <w:r>
+        <w:rPr>
+          <w:rFonts w:ascii="Times New Roman" w:hAnsi="Times New Roman" w:cs="Times New Roman"/>
+          <w:b/>
+          <w:bCs/>
+          <w:sz w:val="28"/>
+          <w:szCs w:val="28"/>
+        </w:rPr>
+        <w:t xml:space="preserve"> GIT HUB</w:t>
+      </w:r>
+    </w:p>
+    <w:p>
+      <w:pPr>
+        <w:jc w:val="center"/>
+        <w:rPr>
+          <w:rFonts w:ascii="Times New Roman" w:hAnsi="Times New Roman" w:cs="Times New Roman"/>
+          <w:sz w:val="28"/>
+          <w:szCs w:val="28"/>
+        </w:rPr>
+      </w:pPr>
+    </w:p>
+    <w:p>
+      <w:pPr>
+        <w:jc w:val="center"/>
+        <w:rPr>
+          <w:rFonts w:ascii="Times New Roman" w:hAnsi="Times New Roman" w:cs="Times New Roman"/>
+          <w:b/>
+          <w:bCs/>
+          <w:sz w:val="28"/>
+          <w:szCs w:val="28"/>
+        </w:rPr>
+      </w:pPr>
+      <w:r>
+        <w:rPr>
+          <w:rFonts w:ascii="Times New Roman" w:hAnsi="Times New Roman" w:cs="Times New Roman"/>
+          <w:b/>
+          <w:bCs/>
+          <w:sz w:val="28"/>
+          <w:szCs w:val="28"/>
+        </w:rPr>
+        <w:t>PREPARED BY:</w:t>
+      </w:r>
+    </w:p>
+    <w:p>
+      <w:pPr>
+        <w:jc w:val="center"/>
+        <w:rPr>
+          <w:rFonts w:ascii="Times New Roman" w:hAnsi="Times New Roman" w:cs="Times New Roman"/>
+          <w:sz w:val="28"/>
+          <w:szCs w:val="28"/>
+        </w:rPr>
+      </w:pPr>
+      <w:r>
+        <w:rPr>
+          <w:rFonts w:ascii="Times New Roman" w:hAnsi="Times New Roman" w:cs="Times New Roman"/>
+          <w:sz w:val="28"/>
+          <w:szCs w:val="28"/>
+        </w:rPr>
+        <w:t>KOK HUI XIN</w:t>
+      </w:r>
+    </w:p>
+    <w:p>
+      <w:pPr>
+        <w:jc w:val="center"/>
+        <w:rPr>
+          <w:rFonts w:ascii="Times New Roman" w:hAnsi="Times New Roman" w:cs="Times New Roman"/>
+          <w:sz w:val="28"/>
+          <w:szCs w:val="28"/>
+        </w:rPr>
+      </w:pPr>
+      <w:r>
+        <w:rPr>
+          <w:rFonts w:ascii="Times New Roman" w:hAnsi="Times New Roman" w:cs="Times New Roman"/>
+          <w:sz w:val="28"/>
+          <w:szCs w:val="28"/>
+        </w:rPr>
+        <w:t>AI240299</w:t>
+      </w:r>
+    </w:p>
+    <w:p>
+      <w:pPr>
+        <w:jc w:val="center"/>
+        <w:rPr>
+          <w:rFonts w:ascii="Times New Roman" w:hAnsi="Times New Roman" w:cs="Times New Roman"/>
+          <w:sz w:val="28"/>
+          <w:szCs w:val="28"/>
+        </w:rPr>
+      </w:pPr>
+      <w:r>
+        <w:rPr>
+          <w:rFonts w:ascii="Times New Roman" w:hAnsi="Times New Roman" w:cs="Times New Roman"/>
+          <w:sz w:val="28"/>
+          <w:szCs w:val="28"/>
+        </w:rPr>
+        <w:t xml:space="preserve">SECTION </w:t>
+      </w:r>
+      <w:r>
+        <w:rPr>
+          <w:rFonts w:ascii="Times New Roman" w:hAnsi="Times New Roman" w:cs="Times New Roman"/>
+          <w:sz w:val="28"/>
+          <w:szCs w:val="28"/>
+        </w:rPr>
+        <w:t>2</w:t>
+      </w:r>
+    </w:p>
+    <w:p>
+      <w:pPr>
+        <w:jc w:val="center"/>
+        <w:rPr>
+          <w:rFonts w:ascii="Times New Roman" w:hAnsi="Times New Roman" w:cs="Times New Roman"/>
+          <w:b/>
+          <w:bCs/>
+          <w:sz w:val="28"/>
+          <w:szCs w:val="28"/>
+        </w:rPr>
+      </w:pPr>
+    </w:p>
+    <w:p>
+      <w:pPr>
+        <w:jc w:val="center"/>
+        <w:rPr>
+          <w:rFonts w:ascii="Times New Roman" w:hAnsi="Times New Roman" w:cs="Times New Roman"/>
+          <w:sz w:val="32"/>
+          <w:szCs w:val="32"/>
+        </w:rPr>
+      </w:pPr>
+      <w:r>
+        <w:rPr>
+          <w:rFonts w:ascii="Times New Roman" w:hAnsi="Times New Roman" w:cs="Times New Roman"/>
+          <w:b/>
+          <w:bCs/>
+          <w:sz w:val="28"/>
+          <w:szCs w:val="28"/>
+        </w:rPr>
+        <w:t>LECTURER</w:t>
+      </w:r>
+      <w:r>
+        <w:rPr>
+          <w:rFonts w:ascii="Times New Roman" w:hAnsi="Times New Roman" w:cs="Times New Roman"/>
+          <w:sz w:val="28"/>
+          <w:szCs w:val="28"/>
+        </w:rPr>
+        <w:t xml:space="preserve">: </w:t>
+      </w:r>
+      <w:r>
+        <w:rPr>
+          <w:rFonts w:ascii="Times New Roman" w:hAnsi="Times New Roman" w:cs="Times New Roman"/>
+          <w:sz w:val="32"/>
+          <w:szCs w:val="32"/>
+        </w:rPr>
+        <w:t xml:space="preserve">Dr. </w:t>
+      </w:r>
+      <w:proofErr w:type="spellStart"/>
+      <w:r>
+        <w:rPr>
+          <w:rFonts w:ascii="Times New Roman" w:hAnsi="Times New Roman" w:cs="Times New Roman"/>
+          <w:sz w:val="32"/>
+          <w:szCs w:val="32"/>
+        </w:rPr>
+        <w:t>Cik</w:t>
+      </w:r>
+      <w:proofErr w:type="spellEnd"/>
+      <w:r>
+        <w:rPr>
+          <w:rFonts w:ascii="Times New Roman" w:hAnsi="Times New Roman" w:cs="Times New Roman"/>
+          <w:sz w:val="32"/>
+          <w:szCs w:val="32"/>
+        </w:rPr>
+        <w:t xml:space="preserve"> </w:t>
+      </w:r>
+      <w:proofErr w:type="spellStart"/>
+      <w:r>
+        <w:rPr>
+          <w:rFonts w:ascii="Times New Roman" w:hAnsi="Times New Roman" w:cs="Times New Roman"/>
+          <w:sz w:val="32"/>
+          <w:szCs w:val="32"/>
+        </w:rPr>
+        <w:t>Feresa</w:t>
+      </w:r>
+      <w:proofErr w:type="spellEnd"/>
+      <w:r>
+        <w:rPr>
+          <w:rFonts w:ascii="Times New Roman" w:hAnsi="Times New Roman" w:cs="Times New Roman"/>
+          <w:sz w:val="32"/>
+          <w:szCs w:val="32"/>
+        </w:rPr>
+        <w:t xml:space="preserve"> Binti Mohd </w:t>
+      </w:r>
+      <w:proofErr w:type="spellStart"/>
+      <w:r>
+        <w:rPr>
+          <w:rFonts w:ascii="Times New Roman" w:hAnsi="Times New Roman" w:cs="Times New Roman"/>
+          <w:sz w:val="32"/>
+          <w:szCs w:val="32"/>
+        </w:rPr>
+        <w:t>Foozy</w:t>
+      </w:r>
+      <w:proofErr w:type="spellEnd"/>
+    </w:p>
+    <w:p/>
+    <w:bookmarkEnd w:id="0"/>
+    <w:p>
+      <w:pPr>
         <w:pStyle w:val="Heading1"/>
         <w:spacing w:before="0" w:line="240" w:lineRule="auto"/>
         <w:rPr>
@@ -24,6 +503,7 @@
           <w:sz w:val="28"/>
           <w:szCs w:val="28"/>
         </w:rPr>
+        <w:lastRenderedPageBreak/>
         <w:t xml:space="preserve">Lab #4a: </w:t>
       </w:r>
       <w:r>
@@ -167,14 +647,14 @@
         </w:rPr>
         <w:t xml:space="preserve"> You must have Git installed on your computer. You can download it from </w:t>
       </w:r>
-      <w:bookmarkStart w:id="0" w:name="OLE_LINK1"/>
+      <w:bookmarkStart w:id="1" w:name="OLE_LINK1"/>
       <w:r>
         <w:rPr>
           <w:rFonts w:ascii="Times New Roman" w:hAnsi="Times New Roman" w:cs="Times New Roman"/>
         </w:rPr>
         <w:t xml:space="preserve">git-scm.com </w:t>
       </w:r>
-      <w:bookmarkEnd w:id="0"/>
+      <w:bookmarkEnd w:id="1"/>
       <w:r>
         <w:rPr>
           <w:rFonts w:ascii="Times New Roman" w:hAnsi="Times New Roman" w:cs="Times New Roman"/>
@@ -926,6 +1406,66 @@
     <w:p>
       <w:pPr>
         <w:spacing w:after="0" w:line="360" w:lineRule="auto"/>
+        <w:ind w:left="720"/>
+        <w:jc w:val="center"/>
+        <w:rPr>
+          <w:rFonts w:ascii="Times New Roman" w:hAnsi="Times New Roman" w:cs="Times New Roman"/>
+        </w:rPr>
+      </w:pPr>
+      <w:r>
+        <w:rPr>
+          <w:rFonts w:ascii="Times New Roman" w:hAnsi="Times New Roman" w:cs="Times New Roman"/>
+        </w:rPr>
+        <w:drawing>
+          <wp:inline distT="0" distB="0" distL="0" distR="0" wp14:anchorId="5E50CF46" wp14:editId="2FBA6E6B">
+            <wp:extent cx="5731510" cy="2898775"/>
+            <wp:effectExtent l="0" t="0" r="2540" b="0"/>
+            <wp:docPr id="713260465" name="Picture 1"/>
+            <wp:cNvGraphicFramePr>
+              <a:graphicFrameLocks xmlns:a="http://schemas.openxmlformats.org/drawingml/2006/main" noChangeAspect="1"/>
+            </wp:cNvGraphicFramePr>
+            <a:graphic xmlns:a="http://schemas.openxmlformats.org/drawingml/2006/main">
+              <a:graphicData uri="http://schemas.openxmlformats.org/drawingml/2006/picture">
+                <pic:pic xmlns:pic="http://schemas.openxmlformats.org/drawingml/2006/picture">
+                  <pic:nvPicPr>
+                    <pic:cNvPr id="713260465" name=""/>
+                    <pic:cNvPicPr/>
+                  </pic:nvPicPr>
+                  <pic:blipFill>
+                    <a:blip r:embed="rId8"/>
+                    <a:stretch>
+                      <a:fillRect/>
+                    </a:stretch>
+                  </pic:blipFill>
+                  <pic:spPr>
+                    <a:xfrm>
+                      <a:off x="0" y="0"/>
+                      <a:ext cx="5731510" cy="2898775"/>
+                    </a:xfrm>
+                    <a:prstGeom prst="rect">
+                      <a:avLst/>
+                    </a:prstGeom>
+                  </pic:spPr>
+                </pic:pic>
+              </a:graphicData>
+            </a:graphic>
+          </wp:inline>
+        </w:drawing>
+      </w:r>
+    </w:p>
+    <w:p>
+      <w:pPr>
+        <w:spacing w:after="0" w:line="360" w:lineRule="auto"/>
+        <w:ind w:left="720"/>
+        <w:jc w:val="center"/>
+        <w:rPr>
+          <w:rFonts w:ascii="Times New Roman" w:hAnsi="Times New Roman" w:cs="Times New Roman"/>
+        </w:rPr>
+      </w:pPr>
+    </w:p>
+    <w:p>
+      <w:pPr>
+        <w:spacing w:after="0" w:line="360" w:lineRule="auto"/>
         <w:jc w:val="both"/>
         <w:rPr>
           <w:rFonts w:ascii="Times New Roman" w:hAnsi="Times New Roman" w:cs="Times New Roman"/>
@@ -1041,6 +1581,7 @@
         <w:rPr>
           <w:rFonts w:ascii="Times New Roman" w:hAnsi="Times New Roman" w:cs="Times New Roman"/>
         </w:rPr>
+        <w:lastRenderedPageBreak/>
         <w:t>Type a message in the text box at the top of the panel (e.g., "Initial commit for Lab 4a").</w:t>
       </w:r>
     </w:p>
@@ -1106,6 +1647,66 @@
     <w:p>
       <w:pPr>
         <w:spacing w:after="0" w:line="360" w:lineRule="auto"/>
+        <w:ind w:left="720"/>
+        <w:jc w:val="center"/>
+        <w:rPr>
+          <w:rFonts w:ascii="Times New Roman" w:hAnsi="Times New Roman" w:cs="Times New Roman"/>
+        </w:rPr>
+      </w:pPr>
+      <w:r>
+        <w:rPr>
+          <w:rFonts w:ascii="Times New Roman" w:hAnsi="Times New Roman" w:cs="Times New Roman"/>
+        </w:rPr>
+        <w:drawing>
+          <wp:inline distT="0" distB="0" distL="0" distR="0" wp14:anchorId="6BB77F28" wp14:editId="2371EA40">
+            <wp:extent cx="5731510" cy="1913255"/>
+            <wp:effectExtent l="0" t="0" r="2540" b="0"/>
+            <wp:docPr id="1446642496" name="Picture 1"/>
+            <wp:cNvGraphicFramePr>
+              <a:graphicFrameLocks xmlns:a="http://schemas.openxmlformats.org/drawingml/2006/main" noChangeAspect="1"/>
+            </wp:cNvGraphicFramePr>
+            <a:graphic xmlns:a="http://schemas.openxmlformats.org/drawingml/2006/main">
+              <a:graphicData uri="http://schemas.openxmlformats.org/drawingml/2006/picture">
+                <pic:pic xmlns:pic="http://schemas.openxmlformats.org/drawingml/2006/picture">
+                  <pic:nvPicPr>
+                    <pic:cNvPr id="1446642496" name=""/>
+                    <pic:cNvPicPr/>
+                  </pic:nvPicPr>
+                  <pic:blipFill>
+                    <a:blip r:embed="rId9"/>
+                    <a:stretch>
+                      <a:fillRect/>
+                    </a:stretch>
+                  </pic:blipFill>
+                  <pic:spPr>
+                    <a:xfrm>
+                      <a:off x="0" y="0"/>
+                      <a:ext cx="5731510" cy="1913255"/>
+                    </a:xfrm>
+                    <a:prstGeom prst="rect">
+                      <a:avLst/>
+                    </a:prstGeom>
+                  </pic:spPr>
+                </pic:pic>
+              </a:graphicData>
+            </a:graphic>
+          </wp:inline>
+        </w:drawing>
+      </w:r>
+    </w:p>
+    <w:p>
+      <w:pPr>
+        <w:spacing w:after="0" w:line="360" w:lineRule="auto"/>
+        <w:ind w:left="720"/>
+        <w:jc w:val="both"/>
+        <w:rPr>
+          <w:rFonts w:ascii="Times New Roman" w:hAnsi="Times New Roman" w:cs="Times New Roman"/>
+        </w:rPr>
+      </w:pPr>
+    </w:p>
+    <w:p>
+      <w:pPr>
+        <w:spacing w:after="0" w:line="360" w:lineRule="auto"/>
         <w:jc w:val="both"/>
         <w:rPr>
           <w:rFonts w:ascii="Times New Roman" w:hAnsi="Times New Roman" w:cs="Times New Roman"/>
@@ -1256,15 +1857,203 @@
     <w:p>
       <w:pPr>
         <w:spacing w:after="0" w:line="360" w:lineRule="auto"/>
+        <w:rPr>
+          <w:rFonts w:ascii="Times New Roman" w:hAnsi="Times New Roman" w:cs="Times New Roman"/>
+        </w:rPr>
+      </w:pPr>
+      <w:r>
+        <w:rPr>
+          <w:rFonts w:ascii="Times New Roman" w:hAnsi="Times New Roman" w:cs="Times New Roman"/>
+        </w:rPr>
+        <w:lastRenderedPageBreak/>
+        <w:drawing>
+          <wp:inline distT="0" distB="0" distL="0" distR="0" wp14:anchorId="716BE126" wp14:editId="3FB5EBA6">
+            <wp:extent cx="5731510" cy="3039110"/>
+            <wp:effectExtent l="0" t="0" r="2540" b="8890"/>
+            <wp:docPr id="478322754" name="Picture 1"/>
+            <wp:cNvGraphicFramePr>
+              <a:graphicFrameLocks xmlns:a="http://schemas.openxmlformats.org/drawingml/2006/main" noChangeAspect="1"/>
+            </wp:cNvGraphicFramePr>
+            <a:graphic xmlns:a="http://schemas.openxmlformats.org/drawingml/2006/main">
+              <a:graphicData uri="http://schemas.openxmlformats.org/drawingml/2006/picture">
+                <pic:pic xmlns:pic="http://schemas.openxmlformats.org/drawingml/2006/picture">
+                  <pic:nvPicPr>
+                    <pic:cNvPr id="478322754" name=""/>
+                    <pic:cNvPicPr/>
+                  </pic:nvPicPr>
+                  <pic:blipFill>
+                    <a:blip r:embed="rId10"/>
+                    <a:stretch>
+                      <a:fillRect/>
+                    </a:stretch>
+                  </pic:blipFill>
+                  <pic:spPr>
+                    <a:xfrm>
+                      <a:off x="0" y="0"/>
+                      <a:ext cx="5731510" cy="3039110"/>
+                    </a:xfrm>
+                    <a:prstGeom prst="rect">
+                      <a:avLst/>
+                    </a:prstGeom>
+                  </pic:spPr>
+                </pic:pic>
+              </a:graphicData>
+            </a:graphic>
+          </wp:inline>
+        </w:drawing>
+      </w:r>
+    </w:p>
+    <w:p>
+      <w:pPr>
+        <w:spacing w:after="0" w:line="360" w:lineRule="auto"/>
         <w:jc w:val="both"/>
         <w:rPr>
           <w:rFonts w:ascii="Times New Roman" w:hAnsi="Times New Roman" w:cs="Times New Roman"/>
         </w:rPr>
       </w:pPr>
+      <w:r>
+        <w:rPr>
+          <w:rFonts w:ascii="Times New Roman" w:hAnsi="Times New Roman" w:cs="Times New Roman"/>
+        </w:rPr>
+        <w:drawing>
+          <wp:inline distT="0" distB="0" distL="0" distR="0" wp14:anchorId="59C2053E" wp14:editId="6A962F26">
+            <wp:extent cx="5731510" cy="2901950"/>
+            <wp:effectExtent l="0" t="0" r="2540" b="0"/>
+            <wp:docPr id="1120649091" name="Picture 1"/>
+            <wp:cNvGraphicFramePr>
+              <a:graphicFrameLocks xmlns:a="http://schemas.openxmlformats.org/drawingml/2006/main" noChangeAspect="1"/>
+            </wp:cNvGraphicFramePr>
+            <a:graphic xmlns:a="http://schemas.openxmlformats.org/drawingml/2006/main">
+              <a:graphicData uri="http://schemas.openxmlformats.org/drawingml/2006/picture">
+                <pic:pic xmlns:pic="http://schemas.openxmlformats.org/drawingml/2006/picture">
+                  <pic:nvPicPr>
+                    <pic:cNvPr id="1120649091" name=""/>
+                    <pic:cNvPicPr/>
+                  </pic:nvPicPr>
+                  <pic:blipFill>
+                    <a:blip r:embed="rId11"/>
+                    <a:stretch>
+                      <a:fillRect/>
+                    </a:stretch>
+                  </pic:blipFill>
+                  <pic:spPr>
+                    <a:xfrm>
+                      <a:off x="0" y="0"/>
+                      <a:ext cx="5731510" cy="2901950"/>
+                    </a:xfrm>
+                    <a:prstGeom prst="rect">
+                      <a:avLst/>
+                    </a:prstGeom>
+                  </pic:spPr>
+                </pic:pic>
+              </a:graphicData>
+            </a:graphic>
+          </wp:inline>
+        </w:drawing>
+      </w:r>
+    </w:p>
+    <w:p>
+      <w:pPr>
+        <w:spacing w:after="0" w:line="360" w:lineRule="auto"/>
+        <w:jc w:val="both"/>
+        <w:rPr>
+          <w:rFonts w:ascii="Times New Roman" w:hAnsi="Times New Roman" w:cs="Times New Roman"/>
+        </w:rPr>
+      </w:pPr>
+      <w:r>
+        <w:rPr>
+          <w:rFonts w:ascii="Times New Roman" w:hAnsi="Times New Roman" w:cs="Times New Roman"/>
+        </w:rPr>
+        <w:lastRenderedPageBreak/>
+        <w:drawing>
+          <wp:inline distT="0" distB="0" distL="0" distR="0" wp14:anchorId="6D3EACD7" wp14:editId="09441E58">
+            <wp:extent cx="5731510" cy="2898775"/>
+            <wp:effectExtent l="0" t="0" r="2540" b="0"/>
+            <wp:docPr id="1298186077" name="Picture 1"/>
+            <wp:cNvGraphicFramePr>
+              <a:graphicFrameLocks xmlns:a="http://schemas.openxmlformats.org/drawingml/2006/main" noChangeAspect="1"/>
+            </wp:cNvGraphicFramePr>
+            <a:graphic xmlns:a="http://schemas.openxmlformats.org/drawingml/2006/main">
+              <a:graphicData uri="http://schemas.openxmlformats.org/drawingml/2006/picture">
+                <pic:pic xmlns:pic="http://schemas.openxmlformats.org/drawingml/2006/picture">
+                  <pic:nvPicPr>
+                    <pic:cNvPr id="1298186077" name=""/>
+                    <pic:cNvPicPr/>
+                  </pic:nvPicPr>
+                  <pic:blipFill>
+                    <a:blip r:embed="rId12"/>
+                    <a:stretch>
+                      <a:fillRect/>
+                    </a:stretch>
+                  </pic:blipFill>
+                  <pic:spPr>
+                    <a:xfrm>
+                      <a:off x="0" y="0"/>
+                      <a:ext cx="5731510" cy="2898775"/>
+                    </a:xfrm>
+                    <a:prstGeom prst="rect">
+                      <a:avLst/>
+                    </a:prstGeom>
+                  </pic:spPr>
+                </pic:pic>
+              </a:graphicData>
+            </a:graphic>
+          </wp:inline>
+        </w:drawing>
+      </w:r>
+    </w:p>
+    <w:p>
+      <w:pPr>
+        <w:spacing w:after="0" w:line="360" w:lineRule="auto"/>
+        <w:jc w:val="both"/>
+        <w:rPr>
+          <w:rFonts w:ascii="Times New Roman" w:hAnsi="Times New Roman" w:cs="Times New Roman"/>
+        </w:rPr>
+      </w:pPr>
+      <w:r>
+        <w:rPr>
+          <w:rFonts w:ascii="Times New Roman" w:hAnsi="Times New Roman" w:cs="Times New Roman"/>
+        </w:rPr>
+        <w:drawing>
+          <wp:inline distT="0" distB="0" distL="0" distR="0" wp14:anchorId="6D4940DC" wp14:editId="6E16E477">
+            <wp:extent cx="5731510" cy="2889885"/>
+            <wp:effectExtent l="0" t="0" r="2540" b="5715"/>
+            <wp:docPr id="1224570160" name="Picture 1"/>
+            <wp:cNvGraphicFramePr>
+              <a:graphicFrameLocks xmlns:a="http://schemas.openxmlformats.org/drawingml/2006/main" noChangeAspect="1"/>
+            </wp:cNvGraphicFramePr>
+            <a:graphic xmlns:a="http://schemas.openxmlformats.org/drawingml/2006/main">
+              <a:graphicData uri="http://schemas.openxmlformats.org/drawingml/2006/picture">
+                <pic:pic xmlns:pic="http://schemas.openxmlformats.org/drawingml/2006/picture">
+                  <pic:nvPicPr>
+                    <pic:cNvPr id="1224570160" name=""/>
+                    <pic:cNvPicPr/>
+                  </pic:nvPicPr>
+                  <pic:blipFill>
+                    <a:blip r:embed="rId13"/>
+                    <a:stretch>
+                      <a:fillRect/>
+                    </a:stretch>
+                  </pic:blipFill>
+                  <pic:spPr>
+                    <a:xfrm>
+                      <a:off x="0" y="0"/>
+                      <a:ext cx="5731510" cy="2889885"/>
+                    </a:xfrm>
+                    <a:prstGeom prst="rect">
+                      <a:avLst/>
+                    </a:prstGeom>
+                  </pic:spPr>
+                </pic:pic>
+              </a:graphicData>
+            </a:graphic>
+          </wp:inline>
+        </w:drawing>
+      </w:r>
     </w:p>
     <w:sectPr>
-      <w:headerReference w:type="default" r:id="rId7"/>
-      <w:footerReference w:type="default" r:id="rId8"/>
+      <w:headerReference w:type="default" r:id="rId14"/>
+      <w:footerReference w:type="default" r:id="rId15"/>
       <w:pgSz w:w="11906" w:h="16838"/>
       <w:pgMar w:top="1440" w:right="1440" w:bottom="1440" w:left="1440" w:header="708" w:footer="708" w:gutter="0"/>
       <w:cols w:space="708"/>
@@ -1425,7 +2214,7 @@
               <w:lang w:val="ms-MY"/>
             </w:rPr>
           </w:pPr>
-          <w:bookmarkStart w:id="1" w:name="_Hlk84514270"/>
+          <w:bookmarkStart w:id="2" w:name="_Hlk84514270"/>
           <w:r>
             <w:rPr>
               <w:noProof/>
@@ -1540,7 +2329,7 @@
         </w:p>
       </w:tc>
     </w:tr>
-    <w:bookmarkEnd w:id="1"/>
+    <w:bookmarkEnd w:id="2"/>
   </w:tbl>
   <w:p>
     <w:pPr>
